--- a/docs/VG-kitxvebi-questions-2026-08-24.docx
+++ b/docs/VG-kitxvebi-questions-2026-08-24.docx
@@ -1097,6 +1097,79 @@
           <w:szCs w:val="22"/>
         </w:rPr>
         <w:t xml:space="preserve">ბმული მიდის vgae.com.ge/dlr/-ზე, რომელიც უსაფრთხო კავშირზე (https) არ არის. გნებავთ, ეს მოვაგვაროთ ან კაბინეტი ახალ საიტში გადმოვიტანოთ?</w:t>
+      </w:r>
+    </w:p>
+    <w:p>
+      <w:pPr>
+        <w:spacing w:after="100" w:before="260"/>
+      </w:pPr>
+      <w:r>
+        <w:rPr>
+          <w:rFonts w:ascii="Sylfaen" w:cs="Sylfaen" w:eastAsia="Sylfaen" w:hAnsi="Sylfaen"/>
+          <w:b/>
+          <w:bCs/>
+          <w:color w:val="241F20"/>
+          <w:sz w:val="23"/>
+          <w:szCs w:val="23"/>
+        </w:rPr>
+        <w:t xml:space="preserve">16. ლოგოები და ფოტოები (ვიზუალური მასალა)</w:t>
+      </w:r>
+    </w:p>
+    <w:p>
+      <w:pPr>
+        <w:pStyle w:val="ListParagraph"/>
+        <w:numPr>
+          <w:ilvl w:val="0"/>
+          <w:numId w:val="2"/>
+        </w:numPr>
+        <w:spacing w:after="70"/>
+      </w:pPr>
+      <w:r>
+        <w:rPr>
+          <w:rFonts w:ascii="Sylfaen" w:cs="Sylfaen" w:eastAsia="Sylfaen" w:hAnsi="Sylfaen"/>
+          <w:color w:val="333333"/>
+          <w:sz w:val="22"/>
+          <w:szCs w:val="22"/>
+        </w:rPr>
+        <w:t xml:space="preserve">პარტნიორების ლოგოები სხვადასხვა ხარისხისაა — ნაწილს თეთრი ფონი აქვს ჩაწერილი, საქართველოს ბანკის ლოგო კი პატარა და გაურკვევლად იკითხება. შეგიძლიათ გამჭვირვალე ფონიანი (PNG ან SVG) ვერსიები მოგვაწოდოთ?</w:t>
+      </w:r>
+    </w:p>
+    <w:p>
+      <w:pPr>
+        <w:pStyle w:val="ListParagraph"/>
+        <w:numPr>
+          <w:ilvl w:val="0"/>
+          <w:numId w:val="2"/>
+        </w:numPr>
+        <w:spacing w:after="70"/>
+      </w:pPr>
+      <w:r>
+        <w:rPr>
+          <w:rFonts w:ascii="Sylfaen" w:cs="Sylfaen" w:eastAsia="Sylfaen" w:hAnsi="Sylfaen"/>
+          <w:color w:val="333333"/>
+          <w:sz w:val="22"/>
+          <w:szCs w:val="22"/>
+        </w:rPr>
+        <w:t xml:space="preserve">გვჭირდება რეალური ფოტოები — ტერმინალი, კონტეინერში ჩატვირთვა, ფოთის პორტი, გუნდი, ოფისი. ამჟამად ზოგან პრეზენტაციის სლაიდები ან ლოგოებია ჩასმული ფოტოს ნაცვლად.</w:t>
+      </w:r>
+    </w:p>
+    <w:p>
+      <w:pPr>
+        <w:pStyle w:val="ListParagraph"/>
+        <w:numPr>
+          <w:ilvl w:val="0"/>
+          <w:numId w:val="2"/>
+        </w:numPr>
+        <w:spacing w:after="70"/>
+      </w:pPr>
+      <w:r>
+        <w:rPr>
+          <w:rFonts w:ascii="Sylfaen" w:cs="Sylfaen" w:eastAsia="Sylfaen" w:hAnsi="Sylfaen"/>
+          <w:color w:val="333333"/>
+          <w:sz w:val="22"/>
+          <w:szCs w:val="22"/>
+        </w:rPr>
+        <w:t xml:space="preserve">კონტაქტის გვერდზე საკონტაქტო ბლოკი ცარიელია — მონაცემები ძველი სისტემიდან უნდა მოდიოდეს. თუ მოგვცემთ ტელეფონს, ელ-ფოსტას, მისამართსა და სამუშაო საათებს, პირდაპირ გვერდზე ჩავწერთ.</w:t>
       </w:r>
     </w:p>
     <w:p>
